--- a/ОТЧЕТ_ЛПР_09_Адиль.docx
+++ b/ОТЧЕТ_ЛПР_09_Адиль.docx
@@ -1981,7 +1981,577 @@
           <w:sz w:val="18"/>
           <w:szCs w:val="18"/>
         </w:rPr>
-        <w:t xml:space="preserve">﻿commit fac48b05266ec70df4241703a2995c791c3b981c
+        <w:t xml:space="preserve">﻿commit b536d823b3c6fa4b12bb795edfccf12acf753fb9
+</w:t>
+      </w:r>
+    </w:p>
+    <w:p>
+      <w:pPr>
+        <w:spacing w:after="20" w:before="20"/>
+      </w:pPr>
+      <w:r>
+        <w:rPr>
+          <w:rFonts w:ascii="Consolas" w:cs="Consolas" w:eastAsia="Consolas" w:hAnsi="Consolas"/>
+          <w:color w:val="1E293B"/>
+          <w:sz w:val="18"/>
+          <w:szCs w:val="18"/>
+        </w:rPr>
+        <w:t xml:space="preserve">Author: ╨Р╨┤╨╕╨╗╤М &lt;adils@example.com&gt;
+</w:t>
+      </w:r>
+    </w:p>
+    <w:p>
+      <w:pPr>
+        <w:spacing w:after="20" w:before="20"/>
+      </w:pPr>
+      <w:r>
+        <w:rPr>
+          <w:rFonts w:ascii="Consolas" w:cs="Consolas" w:eastAsia="Consolas" w:hAnsi="Consolas"/>
+          <w:color w:val="1E293B"/>
+          <w:sz w:val="18"/>
+          <w:szCs w:val="18"/>
+        </w:rPr>
+        <w:t xml:space="preserve">Date:   2026-10-16 16:38:25 +0600
+</w:t>
+      </w:r>
+    </w:p>
+    <w:p>
+      <w:pPr>
+        <w:spacing w:after="20" w:before="20"/>
+      </w:pPr>
+      <w:r>
+        <w:rPr>
+          <w:rFonts w:ascii="Consolas" w:cs="Consolas" w:eastAsia="Consolas" w:hAnsi="Consolas"/>
+          <w:color w:val="1E293B"/>
+          <w:sz w:val="18"/>
+          <w:szCs w:val="18"/>
+        </w:rPr>
+        <w:t xml:space="preserve">
+</w:t>
+      </w:r>
+    </w:p>
+    <w:p>
+      <w:pPr>
+        <w:spacing w:after="20" w:before="20"/>
+      </w:pPr>
+      <w:r>
+        <w:rPr>
+          <w:rFonts w:ascii="Consolas" w:cs="Consolas" w:eastAsia="Consolas" w:hAnsi="Consolas"/>
+          <w:color w:val="1E293B"/>
+          <w:sz w:val="18"/>
+          <w:szCs w:val="18"/>
+        </w:rPr>
+        <w:t xml:space="preserve">    ╨Ы╨Я╨а9: ╨║╨╜╨╛╨┐╨║╨░ ╨┤╨╛╨▒╨░╨▓╨╗╨╡╨╜╨╕╤П ╨Я╨Ъ ╨▓ ╨┐╨░╨╜╨╡╨╗╨╕ ╨╜╨░╨▓╨╕╨│╨░╤Ж╨╕╨╕
+</w:t>
+      </w:r>
+    </w:p>
+    <w:p>
+      <w:pPr>
+        <w:spacing w:after="20" w:before="20"/>
+      </w:pPr>
+      <w:r>
+        <w:rPr>
+          <w:rFonts w:ascii="Consolas" w:cs="Consolas" w:eastAsia="Consolas" w:hAnsi="Consolas"/>
+          <w:color w:val="1E293B"/>
+          <w:sz w:val="18"/>
+          <w:szCs w:val="18"/>
+        </w:rPr>
+        <w:t xml:space="preserve">
+</w:t>
+      </w:r>
+    </w:p>
+    <w:p>
+      <w:pPr>
+        <w:spacing w:after="20" w:before="20"/>
+      </w:pPr>
+      <w:r>
+        <w:rPr>
+          <w:rFonts w:ascii="Consolas" w:cs="Consolas" w:eastAsia="Consolas" w:hAnsi="Consolas"/>
+          <w:color w:val="1E293B"/>
+          <w:sz w:val="18"/>
+          <w:szCs w:val="18"/>
+        </w:rPr>
+        <w:t xml:space="preserve"> resources/views/layouts/app.blade.php | 4 ++++
+</w:t>
+      </w:r>
+    </w:p>
+    <w:p>
+      <w:pPr>
+        <w:spacing w:after="20" w:before="20"/>
+      </w:pPr>
+      <w:r>
+        <w:rPr>
+          <w:rFonts w:ascii="Consolas" w:cs="Consolas" w:eastAsia="Consolas" w:hAnsi="Consolas"/>
+          <w:color w:val="1E293B"/>
+          <w:sz w:val="18"/>
+          <w:szCs w:val="18"/>
+        </w:rPr>
+        <w:t xml:space="preserve"> 1 file changed, 4 insertions(+)
+</w:t>
+      </w:r>
+    </w:p>
+    <w:p>
+      <w:pPr>
+        <w:spacing w:after="20" w:before="20"/>
+      </w:pPr>
+      <w:r>
+        <w:rPr>
+          <w:rFonts w:ascii="Consolas" w:cs="Consolas" w:eastAsia="Consolas" w:hAnsi="Consolas"/>
+          <w:color w:val="1E293B"/>
+          <w:sz w:val="18"/>
+          <w:szCs w:val="18"/>
+        </w:rPr>
+        <w:t xml:space="preserve">
+</w:t>
+      </w:r>
+    </w:p>
+    <w:p>
+      <w:pPr>
+        <w:spacing w:after="20" w:before="20"/>
+      </w:pPr>
+      <w:r>
+        <w:rPr>
+          <w:rFonts w:ascii="Consolas" w:cs="Consolas" w:eastAsia="Consolas" w:hAnsi="Consolas"/>
+          <w:color w:val="1E293B"/>
+          <w:sz w:val="18"/>
+          <w:szCs w:val="18"/>
+        </w:rPr>
+        <w:t xml:space="preserve">commit 266b4425beb0a8652a9cee587dc077313691b153
+</w:t>
+      </w:r>
+    </w:p>
+    <w:p>
+      <w:pPr>
+        <w:spacing w:after="20" w:before="20"/>
+      </w:pPr>
+      <w:r>
+        <w:rPr>
+          <w:rFonts w:ascii="Consolas" w:cs="Consolas" w:eastAsia="Consolas" w:hAnsi="Consolas"/>
+          <w:color w:val="1E293B"/>
+          <w:sz w:val="18"/>
+          <w:szCs w:val="18"/>
+        </w:rPr>
+        <w:t xml:space="preserve">Author: ╨Р╨┤╨╕╨╗╤М &lt;adils@example.com&gt;
+</w:t>
+      </w:r>
+    </w:p>
+    <w:p>
+      <w:pPr>
+        <w:spacing w:after="20" w:before="20"/>
+      </w:pPr>
+      <w:r>
+        <w:rPr>
+          <w:rFonts w:ascii="Consolas" w:cs="Consolas" w:eastAsia="Consolas" w:hAnsi="Consolas"/>
+          <w:color w:val="1E293B"/>
+          <w:sz w:val="18"/>
+          <w:szCs w:val="18"/>
+        </w:rPr>
+        <w:t xml:space="preserve">Date:   2026-10-16 16:36:18 +0600
+</w:t>
+      </w:r>
+    </w:p>
+    <w:p>
+      <w:pPr>
+        <w:spacing w:after="20" w:before="20"/>
+      </w:pPr>
+      <w:r>
+        <w:rPr>
+          <w:rFonts w:ascii="Consolas" w:cs="Consolas" w:eastAsia="Consolas" w:hAnsi="Consolas"/>
+          <w:color w:val="1E293B"/>
+          <w:sz w:val="18"/>
+          <w:szCs w:val="18"/>
+        </w:rPr>
+        <w:t xml:space="preserve">
+</w:t>
+      </w:r>
+    </w:p>
+    <w:p>
+      <w:pPr>
+        <w:spacing w:after="20" w:before="20"/>
+      </w:pPr>
+      <w:r>
+        <w:rPr>
+          <w:rFonts w:ascii="Consolas" w:cs="Consolas" w:eastAsia="Consolas" w:hAnsi="Consolas"/>
+          <w:color w:val="1E293B"/>
+          <w:sz w:val="18"/>
+          <w:szCs w:val="18"/>
+        </w:rPr>
+        <w:t xml:space="preserve">    ╨Ы╨Я╨а9: ╨░╨║╤В╤Г╨░╨╗╨╕╨╖╨░╤Ж╨╕╤П git-log-lpr9.txt
+</w:t>
+      </w:r>
+    </w:p>
+    <w:p>
+      <w:pPr>
+        <w:spacing w:after="20" w:before="20"/>
+      </w:pPr>
+      <w:r>
+        <w:rPr>
+          <w:rFonts w:ascii="Consolas" w:cs="Consolas" w:eastAsia="Consolas" w:hAnsi="Consolas"/>
+          <w:color w:val="1E293B"/>
+          <w:sz w:val="18"/>
+          <w:szCs w:val="18"/>
+        </w:rPr>
+        <w:t xml:space="preserve">
+</w:t>
+      </w:r>
+    </w:p>
+    <w:p>
+      <w:pPr>
+        <w:spacing w:after="20" w:before="20"/>
+      </w:pPr>
+      <w:r>
+        <w:rPr>
+          <w:rFonts w:ascii="Consolas" w:cs="Consolas" w:eastAsia="Consolas" w:hAnsi="Consolas"/>
+          <w:color w:val="1E293B"/>
+          <w:sz w:val="18"/>
+          <w:szCs w:val="18"/>
+        </w:rPr>
+        <w:t xml:space="preserve"> git-log-lpr9.txt | 22 +++++++++++++++++++++-
+</w:t>
+      </w:r>
+    </w:p>
+    <w:p>
+      <w:pPr>
+        <w:spacing w:after="20" w:before="20"/>
+      </w:pPr>
+      <w:r>
+        <w:rPr>
+          <w:rFonts w:ascii="Consolas" w:cs="Consolas" w:eastAsia="Consolas" w:hAnsi="Consolas"/>
+          <w:color w:val="1E293B"/>
+          <w:sz w:val="18"/>
+          <w:szCs w:val="18"/>
+        </w:rPr>
+        <w:t xml:space="preserve"> 1 file changed, 21 insertions(+), 1 deletion(-)
+</w:t>
+      </w:r>
+    </w:p>
+    <w:p>
+      <w:pPr>
+        <w:spacing w:after="20" w:before="20"/>
+      </w:pPr>
+      <w:r>
+        <w:rPr>
+          <w:rFonts w:ascii="Consolas" w:cs="Consolas" w:eastAsia="Consolas" w:hAnsi="Consolas"/>
+          <w:color w:val="1E293B"/>
+          <w:sz w:val="18"/>
+          <w:szCs w:val="18"/>
+        </w:rPr>
+        <w:t xml:space="preserve">
+</w:t>
+      </w:r>
+    </w:p>
+    <w:p>
+      <w:pPr>
+        <w:spacing w:after="20" w:before="20"/>
+      </w:pPr>
+      <w:r>
+        <w:rPr>
+          <w:rFonts w:ascii="Consolas" w:cs="Consolas" w:eastAsia="Consolas" w:hAnsi="Consolas"/>
+          <w:color w:val="1E293B"/>
+          <w:sz w:val="18"/>
+          <w:szCs w:val="18"/>
+        </w:rPr>
+        <w:t xml:space="preserve">commit 991c6717344510095d923a376a0ab6560769bc22
+</w:t>
+      </w:r>
+    </w:p>
+    <w:p>
+      <w:pPr>
+        <w:spacing w:after="20" w:before="20"/>
+      </w:pPr>
+      <w:r>
+        <w:rPr>
+          <w:rFonts w:ascii="Consolas" w:cs="Consolas" w:eastAsia="Consolas" w:hAnsi="Consolas"/>
+          <w:color w:val="1E293B"/>
+          <w:sz w:val="18"/>
+          <w:szCs w:val="18"/>
+        </w:rPr>
+        <w:t xml:space="preserve">Author: ╨Р╨┤╨╕╨╗╤М &lt;adils@example.com&gt;
+</w:t>
+      </w:r>
+    </w:p>
+    <w:p>
+      <w:pPr>
+        <w:spacing w:after="20" w:before="20"/>
+      </w:pPr>
+      <w:r>
+        <w:rPr>
+          <w:rFonts w:ascii="Consolas" w:cs="Consolas" w:eastAsia="Consolas" w:hAnsi="Consolas"/>
+          <w:color w:val="1E293B"/>
+          <w:sz w:val="18"/>
+          <w:szCs w:val="18"/>
+        </w:rPr>
+        <w:t xml:space="preserve">Date:   2026-10-16 16:36:18 +0600
+</w:t>
+      </w:r>
+    </w:p>
+    <w:p>
+      <w:pPr>
+        <w:spacing w:after="20" w:before="20"/>
+      </w:pPr>
+      <w:r>
+        <w:rPr>
+          <w:rFonts w:ascii="Consolas" w:cs="Consolas" w:eastAsia="Consolas" w:hAnsi="Consolas"/>
+          <w:color w:val="1E293B"/>
+          <w:sz w:val="18"/>
+          <w:szCs w:val="18"/>
+        </w:rPr>
+        <w:t xml:space="preserve">
+</w:t>
+      </w:r>
+    </w:p>
+    <w:p>
+      <w:pPr>
+        <w:spacing w:after="20" w:before="20"/>
+      </w:pPr>
+      <w:r>
+        <w:rPr>
+          <w:rFonts w:ascii="Consolas" w:cs="Consolas" w:eastAsia="Consolas" w:hAnsi="Consolas"/>
+          <w:color w:val="1E293B"/>
+          <w:sz w:val="18"/>
+          <w:szCs w:val="18"/>
+        </w:rPr>
+        <w:t xml:space="preserve">    ╨Ы╨Я╨а8-9: ╨│╨╛╤В╨╛╨▓╤Л╨╡ ╨╛╤В╤З╨╡╤В╤Л ╨▓ ╤Д╨╛╤А╨╝╨░╤В╨╡ Word (.docx) ╨╕ ╤Б╨║╤А╨╕╨┐╤В ╨│╨╡╨╜╨╡╤А╨░╤Ж╨╕╨╕
+</w:t>
+      </w:r>
+    </w:p>
+    <w:p>
+      <w:pPr>
+        <w:spacing w:after="20" w:before="20"/>
+      </w:pPr>
+      <w:r>
+        <w:rPr>
+          <w:rFonts w:ascii="Consolas" w:cs="Consolas" w:eastAsia="Consolas" w:hAnsi="Consolas"/>
+          <w:color w:val="1E293B"/>
+          <w:sz w:val="18"/>
+          <w:szCs w:val="18"/>
+        </w:rPr>
+        <w:t xml:space="preserve">
+</w:t>
+      </w:r>
+    </w:p>
+    <w:p>
+      <w:pPr>
+        <w:spacing w:after="20" w:before="20"/>
+      </w:pPr>
+      <w:r>
+        <w:rPr>
+          <w:rFonts w:ascii="Consolas" w:cs="Consolas" w:eastAsia="Consolas" w:hAnsi="Consolas"/>
+          <w:color w:val="1E293B"/>
+          <w:sz w:val="18"/>
+          <w:szCs w:val="18"/>
+        </w:rPr>
+        <w:t xml:space="preserve"> scripts/create_docx_reports.cjs                    | 363 +++++++++++++++++++++
+</w:t>
+      </w:r>
+    </w:p>
+    <w:p>
+      <w:pPr>
+        <w:spacing w:after="20" w:before="20"/>
+      </w:pPr>
+      <w:r>
+        <w:rPr>
+          <w:rFonts w:ascii="Consolas" w:cs="Consolas" w:eastAsia="Consolas" w:hAnsi="Consolas"/>
+          <w:color w:val="1E293B"/>
+          <w:sz w:val="18"/>
+          <w:szCs w:val="18"/>
+        </w:rPr>
+        <w:t xml:space="preserve"> ..._\320\220\320\264\320\270\320\273\321\214.docx" | Bin 0 -&gt; 16807 bytes
+</w:t>
+      </w:r>
+    </w:p>
+    <w:p>
+      <w:pPr>
+        <w:spacing w:after="20" w:before="20"/>
+      </w:pPr>
+      <w:r>
+        <w:rPr>
+          <w:rFonts w:ascii="Consolas" w:cs="Consolas" w:eastAsia="Consolas" w:hAnsi="Consolas"/>
+          <w:color w:val="1E293B"/>
+          <w:sz w:val="18"/>
+          <w:szCs w:val="18"/>
+        </w:rPr>
+        <w:t xml:space="preserve"> ..._\320\220\320\264\320\270\320\273\321\214.docx" | Bin 0 -&gt; 19206 bytes
+</w:t>
+      </w:r>
+    </w:p>
+    <w:p>
+      <w:pPr>
+        <w:spacing w:after="20" w:before="20"/>
+      </w:pPr>
+      <w:r>
+        <w:rPr>
+          <w:rFonts w:ascii="Consolas" w:cs="Consolas" w:eastAsia="Consolas" w:hAnsi="Consolas"/>
+          <w:color w:val="1E293B"/>
+          <w:sz w:val="18"/>
+          <w:szCs w:val="18"/>
+        </w:rPr>
+        <w:t xml:space="preserve"> 3 files changed, 363 insertions(+)
+</w:t>
+      </w:r>
+    </w:p>
+    <w:p>
+      <w:pPr>
+        <w:spacing w:after="20" w:before="20"/>
+      </w:pPr>
+      <w:r>
+        <w:rPr>
+          <w:rFonts w:ascii="Consolas" w:cs="Consolas" w:eastAsia="Consolas" w:hAnsi="Consolas"/>
+          <w:color w:val="1E293B"/>
+          <w:sz w:val="18"/>
+          <w:szCs w:val="18"/>
+        </w:rPr>
+        <w:t xml:space="preserve">
+</w:t>
+      </w:r>
+    </w:p>
+    <w:p>
+      <w:pPr>
+        <w:spacing w:after="20" w:before="20"/>
+      </w:pPr>
+      <w:r>
+        <w:rPr>
+          <w:rFonts w:ascii="Consolas" w:cs="Consolas" w:eastAsia="Consolas" w:hAnsi="Consolas"/>
+          <w:color w:val="1E293B"/>
+          <w:sz w:val="18"/>
+          <w:szCs w:val="18"/>
+        </w:rPr>
+        <w:t xml:space="preserve">commit 4f8d9da822dff070bb7a49b0bb9828d4d693dbc3
+</w:t>
+      </w:r>
+    </w:p>
+    <w:p>
+      <w:pPr>
+        <w:spacing w:after="20" w:before="20"/>
+      </w:pPr>
+      <w:r>
+        <w:rPr>
+          <w:rFonts w:ascii="Consolas" w:cs="Consolas" w:eastAsia="Consolas" w:hAnsi="Consolas"/>
+          <w:color w:val="1E293B"/>
+          <w:sz w:val="18"/>
+          <w:szCs w:val="18"/>
+        </w:rPr>
+        <w:t xml:space="preserve">Author: ╨Р╨┤╨╕╨╗╤М &lt;adils@example.com&gt;
+</w:t>
+      </w:r>
+    </w:p>
+    <w:p>
+      <w:pPr>
+        <w:spacing w:after="20" w:before="20"/>
+      </w:pPr>
+      <w:r>
+        <w:rPr>
+          <w:rFonts w:ascii="Consolas" w:cs="Consolas" w:eastAsia="Consolas" w:hAnsi="Consolas"/>
+          <w:color w:val="1E293B"/>
+          <w:sz w:val="18"/>
+          <w:szCs w:val="18"/>
+        </w:rPr>
+        <w:t xml:space="preserve">Date:   2026-10-16 16:30:05 +0600
+</w:t>
+      </w:r>
+    </w:p>
+    <w:p>
+      <w:pPr>
+        <w:spacing w:after="20" w:before="20"/>
+      </w:pPr>
+      <w:r>
+        <w:rPr>
+          <w:rFonts w:ascii="Consolas" w:cs="Consolas" w:eastAsia="Consolas" w:hAnsi="Consolas"/>
+          <w:color w:val="1E293B"/>
+          <w:sz w:val="18"/>
+          <w:szCs w:val="18"/>
+        </w:rPr>
+        <w:t xml:space="preserve">
+</w:t>
+      </w:r>
+    </w:p>
+    <w:p>
+      <w:pPr>
+        <w:spacing w:after="20" w:before="20"/>
+      </w:pPr>
+      <w:r>
+        <w:rPr>
+          <w:rFonts w:ascii="Consolas" w:cs="Consolas" w:eastAsia="Consolas" w:hAnsi="Consolas"/>
+          <w:color w:val="1E293B"/>
+          <w:sz w:val="18"/>
+          <w:szCs w:val="18"/>
+        </w:rPr>
+        <w:t xml:space="preserve">    ╨Ы╨Я╨а9: ╤Д╨░╨╣╨╗ ╨╕╤Б╤В╨╛╤А╨╕╨╕ git-log-lpr9.txt
+</w:t>
+      </w:r>
+    </w:p>
+    <w:p>
+      <w:pPr>
+        <w:spacing w:after="20" w:before="20"/>
+      </w:pPr>
+      <w:r>
+        <w:rPr>
+          <w:rFonts w:ascii="Consolas" w:cs="Consolas" w:eastAsia="Consolas" w:hAnsi="Consolas"/>
+          <w:color w:val="1E293B"/>
+          <w:sz w:val="18"/>
+          <w:szCs w:val="18"/>
+        </w:rPr>
+        <w:t xml:space="preserve">
+</w:t>
+      </w:r>
+    </w:p>
+    <w:p>
+      <w:pPr>
+        <w:spacing w:after="20" w:before="20"/>
+      </w:pPr>
+      <w:r>
+        <w:rPr>
+          <w:rFonts w:ascii="Consolas" w:cs="Consolas" w:eastAsia="Consolas" w:hAnsi="Consolas"/>
+          <w:color w:val="1E293B"/>
+          <w:sz w:val="18"/>
+          <w:szCs w:val="18"/>
+        </w:rPr>
+        <w:t xml:space="preserve"> git-log-lpr9.txt | 261 +++++++++++++++++++++++++++++++++++++++++++++++++++++++
+</w:t>
+      </w:r>
+    </w:p>
+    <w:p>
+      <w:pPr>
+        <w:spacing w:after="20" w:before="20"/>
+      </w:pPr>
+      <w:r>
+        <w:rPr>
+          <w:rFonts w:ascii="Consolas" w:cs="Consolas" w:eastAsia="Consolas" w:hAnsi="Consolas"/>
+          <w:color w:val="1E293B"/>
+          <w:sz w:val="18"/>
+          <w:szCs w:val="18"/>
+        </w:rPr>
+        <w:t xml:space="preserve"> 1 file changed, 261 insertions(+)
+</w:t>
+      </w:r>
+    </w:p>
+    <w:p>
+      <w:pPr>
+        <w:spacing w:after="20" w:before="20"/>
+      </w:pPr>
+      <w:r>
+        <w:rPr>
+          <w:rFonts w:ascii="Consolas" w:cs="Consolas" w:eastAsia="Consolas" w:hAnsi="Consolas"/>
+          <w:color w:val="1E293B"/>
+          <w:sz w:val="18"/>
+          <w:szCs w:val="18"/>
+        </w:rPr>
+        <w:t xml:space="preserve">
+</w:t>
+      </w:r>
+    </w:p>
+    <w:p>
+      <w:pPr>
+        <w:spacing w:after="20" w:before="20"/>
+      </w:pPr>
+      <w:r>
+        <w:rPr>
+          <w:rFonts w:ascii="Consolas" w:cs="Consolas" w:eastAsia="Consolas" w:hAnsi="Consolas"/>
+          <w:color w:val="1E293B"/>
+          <w:sz w:val="18"/>
+          <w:szCs w:val="18"/>
+        </w:rPr>
+        <w:t xml:space="preserve">commit fac48b05266ec70df4241703a2995c791c3b981c
 </w:t>
       </w:r>
     </w:p>
